--- a/tests/TestCorpus/docx/02-services-agreement.docx
+++ b/tests/TestCorpus/docx/02-services-agreement.docx
@@ -160,8 +160,8 @@
       </w:r>
     </w:p>
     <w:sectPr>
-      <w:headerReference xmlns:r="http://schemas.openxmlformats.org/officeDocument/2006/relationships" w:type="default" r:id="Rfa20b8a3c3ce446c"/>
-      <w:footerReference xmlns:r="http://schemas.openxmlformats.org/officeDocument/2006/relationships" w:type="default" r:id="R7b78134266214f65"/>
+      <w:headerReference xmlns:r="http://schemas.openxmlformats.org/officeDocument/2006/relationships" w:type="default" r:id="Red6ce9bf385c4690"/>
+      <w:footerReference xmlns:r="http://schemas.openxmlformats.org/officeDocument/2006/relationships" w:type="default" r:id="R426aedfaa1304c3a"/>
     </w:sectPr>
   </w:body>
 </w:document>
